--- a/Model_2.docx
+++ b/Model_2.docx
@@ -102,14 +102,25 @@
                 <w:rtl/>
                 <w:lang w:bidi="ar-QA"/>
               </w:rPr>
-              <w:t xml:space="preserve"> الرقم الوظيفي:</w:t>
+              <w:t xml:space="preserve"> الرقم الوظيفي</w:t>
+            </w:r>
+            <w:r>
+              <w:rPr>
+                <w:rFonts w:cs="PT Bold Heading" w:hint="cs"/>
+                <w:color w:val="00B050"/>
+                <w:sz w:val="28"/>
+                <w:szCs w:val="28"/>
+                <w:rtl/>
+                <w:lang w:bidi="ar-QA"/>
+              </w:rPr>
+              <w:t>:</w:t>
             </w:r>
             <w:r>
               <w:rPr>
                 <w:rFonts w:cs="PT Bold Heading" w:hint="cs"/>
                 <w:b/>
                 <w:bCs/>
-                <w:color w:val="EE0000"/>
+                <w:color w:val="00B050"/>
                 <w:sz w:val="21"/>
                 <w:szCs w:val="28"/>
                 <w:rtl/>
@@ -385,12 +396,247 @@
         <w:ind w:right="90" w:hanging="1080"/>
         <w:jc w:val="both"/>
         <w:rPr>
+          <w:rFonts w:cstheme="minorHAnsi" w:hint="cs"/>
+          <w:sz w:val="24"/>
+          <w:szCs w:val="24"/>
+          <w:rtl/>
+          <w:lang w:bidi="ar-QA"/>
+        </w:rPr>
+      </w:pPr>
+      <w:r>
+        <w:rPr>
           <w:rFonts w:cstheme="minorHAnsi"/>
           <w:sz w:val="24"/>
           <w:szCs w:val="24"/>
-          <w:lang w:bidi="ar-QA"/>
-        </w:rPr>
-      </w:pPr>
+          <w:rtl/>
+          <w:lang w:bidi="ar-QA"/>
+        </w:rPr>
+        <w:t xml:space="preserve"> السلام عليكم ورحمة الله وبركاته      وبعد،</w:t>
+      </w:r>
+    </w:p>
+    <w:p>
+      <w:pPr>
+        <w:bidi/>
+        <w:spacing w:before="120" w:after="0" w:line="240" w:lineRule="auto"/>
+        <w:ind w:right="90"/>
+        <w:rPr>
+          <w:b/>
+          <w:bCs/>
+          <w:sz w:val="32"/>
+          <w:szCs w:val="32"/>
+          <w:rtl/>
+          <w:lang w:bidi="ar-QA"/>
+        </w:rPr>
+      </w:pPr>
+      <w:r>
+        <w:rPr>
+          <w:rFonts w:cs="Arial"/>
+          <w:b/>
+          <w:bCs/>
+          <w:sz w:val="32"/>
+          <w:szCs w:val="32"/>
+          <w:rtl/>
+          <w:lang w:bidi="ar-QA"/>
+        </w:rPr>
+        <w:t xml:space="preserve">أرجو التكرم باحتساب غيابي من يوم </w:t>
+      </w:r>
+      <w:r>
+        <w:rPr>
+          <w:rFonts w:cs="Arial"/>
+          <w:b/>
+          <w:bCs/>
+          <w:color w:val="EE0000"/>
+          <w:sz w:val="24"/>
+          <w:szCs w:val="24"/>
+          <w:rtl/>
+          <w:lang w:bidi="ar-QA"/>
+        </w:rPr>
+        <w:t>{{</w:t>
+      </w:r>
+      <w:r>
+        <w:rPr>
+          <w:b/>
+          <w:bCs/>
+          <w:color w:val="EE0000"/>
+          <w:sz w:val="24"/>
+          <w:szCs w:val="24"/>
+          <w:lang w:bidi="ar-QA"/>
+        </w:rPr>
+        <w:t>START_DAY</w:t>
+      </w:r>
+      <w:r>
+        <w:rPr>
+          <w:rFonts w:cs="Arial"/>
+          <w:b/>
+          <w:bCs/>
+          <w:color w:val="EE0000"/>
+          <w:sz w:val="24"/>
+          <w:szCs w:val="24"/>
+          <w:rtl/>
+          <w:lang w:bidi="ar-QA"/>
+        </w:rPr>
+        <w:t>}}</w:t>
+      </w:r>
+      <w:r>
+        <w:rPr>
+          <w:rFonts w:cs="Arial"/>
+          <w:b/>
+          <w:bCs/>
+          <w:color w:val="EE0000"/>
+          <w:sz w:val="28"/>
+          <w:szCs w:val="28"/>
+          <w:rtl/>
+          <w:lang w:bidi="ar-QA"/>
+        </w:rPr>
+        <w:t xml:space="preserve"> </w:t>
+      </w:r>
+      <w:r>
+        <w:rPr>
+          <w:rFonts w:cs="Arial"/>
+          <w:b/>
+          <w:bCs/>
+          <w:sz w:val="32"/>
+          <w:szCs w:val="32"/>
+          <w:rtl/>
+          <w:lang w:bidi="ar-QA"/>
+        </w:rPr>
+        <w:t xml:space="preserve">الموافق </w:t>
+      </w:r>
+      <w:r>
+        <w:rPr>
+          <w:b/>
+          <w:bCs/>
+          <w:color w:val="EE0000"/>
+          <w:sz w:val="24"/>
+          <w:szCs w:val="24"/>
+          <w:lang w:bidi="ar-QA"/>
+        </w:rPr>
+        <w:t>{{START_DAY_NUM}}/{{START_MONTH}}/{{START_YEAR_PART}}{{START_YEAR_LAST}}</w:t>
+      </w:r>
+      <w:r>
+        <w:rPr>
+          <w:rFonts w:cs="Arial"/>
+          <w:b/>
+          <w:bCs/>
+          <w:sz w:val="32"/>
+          <w:szCs w:val="32"/>
+          <w:rtl/>
+          <w:lang w:bidi="ar-QA"/>
+        </w:rPr>
+        <w:t xml:space="preserve">م إلى يوم </w:t>
+      </w:r>
+      <w:r>
+        <w:rPr>
+          <w:rFonts w:cs="Arial"/>
+          <w:b/>
+          <w:bCs/>
+          <w:color w:val="EE0000"/>
+          <w:sz w:val="24"/>
+          <w:szCs w:val="24"/>
+          <w:rtl/>
+          <w:lang w:bidi="ar-QA"/>
+        </w:rPr>
+        <w:t>{{</w:t>
+      </w:r>
+      <w:r>
+        <w:rPr>
+          <w:b/>
+          <w:bCs/>
+          <w:color w:val="EE0000"/>
+          <w:sz w:val="24"/>
+          <w:szCs w:val="24"/>
+          <w:lang w:bidi="ar-QA"/>
+        </w:rPr>
+        <w:t>END_DAY</w:t>
+      </w:r>
+      <w:r>
+        <w:rPr>
+          <w:rFonts w:cs="Arial"/>
+          <w:b/>
+          <w:bCs/>
+          <w:color w:val="EE0000"/>
+          <w:sz w:val="24"/>
+          <w:szCs w:val="24"/>
+          <w:rtl/>
+          <w:lang w:bidi="ar-QA"/>
+        </w:rPr>
+        <w:t xml:space="preserve">}} </w:t>
+      </w:r>
+      <w:r>
+        <w:rPr>
+          <w:rFonts w:cs="Arial"/>
+          <w:b/>
+          <w:bCs/>
+          <w:color w:val="000000" w:themeColor="text1"/>
+          <w:sz w:val="28"/>
+          <w:szCs w:val="28"/>
+          <w:rtl/>
+          <w:lang w:bidi="ar-QA"/>
+        </w:rPr>
+        <w:t>الموافق</w:t>
+      </w:r>
+      <w:r>
+        <w:rPr>
+          <w:rFonts w:cs="Arial"/>
+          <w:b/>
+          <w:bCs/>
+          <w:color w:val="EE0000"/>
+          <w:sz w:val="24"/>
+          <w:szCs w:val="24"/>
+          <w:rtl/>
+          <w:lang w:bidi="ar-QA"/>
+        </w:rPr>
+        <w:t xml:space="preserve"> </w:t>
+      </w:r>
+      <w:r>
+        <w:rPr>
+          <w:b/>
+          <w:bCs/>
+          <w:color w:val="EE0000"/>
+          <w:sz w:val="24"/>
+          <w:szCs w:val="24"/>
+          <w:lang w:bidi="ar-QA"/>
+        </w:rPr>
+        <w:t>{{END_DAY_NUM}}/{{END_MONTH}}/{{END_YEAR_PART}}{{END_YEAR_LAST}}</w:t>
+      </w:r>
+      <w:r>
+        <w:rPr>
+          <w:rFonts w:hint="cs"/>
+          <w:b/>
+          <w:bCs/>
+          <w:color w:val="EE0000"/>
+          <w:sz w:val="24"/>
+          <w:szCs w:val="24"/>
+          <w:rtl/>
+          <w:lang w:bidi="ar-QA"/>
+        </w:rPr>
+        <w:t xml:space="preserve"> </w:t>
+      </w:r>
+      <w:r>
+        <w:rPr>
+          <w:rFonts w:hint="cs"/>
+          <w:b/>
+          <w:bCs/>
+          <w:sz w:val="32"/>
+          <w:szCs w:val="32"/>
+          <w:rtl/>
+          <w:lang w:bidi="ar-QA"/>
+        </w:rPr>
+        <w:t xml:space="preserve">إجازة </w:t>
+      </w:r>
+      <w:r>
+        <w:rPr>
+          <w:rFonts w:cstheme="minorHAnsi"/>
+          <w:b/>
+          <w:bCs/>
+          <w:color w:val="EE0000"/>
+          <w:sz w:val="24"/>
+          <w:szCs w:val="24"/>
+          <w:rtl/>
+          <w:lang w:bidi="ar-QA"/>
+        </w:rPr>
+        <w:t>{{LEAVE_TYPE_TEXT}}</w:t>
+      </w:r>
       <w:r>
         <w:rPr>
           <w:rFonts w:cstheme="minorHAnsi"/>
@@ -399,15 +645,11 @@
           <w:rtl/>
           <w:lang w:bidi="ar-QA"/>
         </w:rPr>
-        <w:t xml:space="preserve"> السلام عليكم ورحمة الله وبركاته      وبعد،</w:t>
-      </w:r>
-    </w:p>
-    <w:p>
-      <w:pPr>
-        <w:bidi/>
-        <w:spacing w:before="120" w:after="0" w:line="240" w:lineRule="auto"/>
-        <w:ind w:left="-90" w:right="90" w:hanging="900"/>
-        <w:rPr>
+        <w:t xml:space="preserve"> </w:t>
+      </w:r>
+      <w:r>
+        <w:rPr>
+          <w:rFonts w:hint="cs"/>
           <w:b/>
           <w:bCs/>
           <w:sz w:val="32"/>
@@ -415,7 +657,8 @@
           <w:rtl/>
           <w:lang w:bidi="ar-QA"/>
         </w:rPr>
-      </w:pPr>
+        <w:t>وذلك</w:t>
+      </w:r>
       <w:r>
         <w:rPr>
           <w:b/>
@@ -425,42 +668,7 @@
           <w:rtl/>
           <w:lang w:bidi="ar-QA"/>
         </w:rPr>
-        <w:t>أرجو التكرم</w:t>
-      </w:r>
-      <w:r>
-        <w:rPr>
-          <w:rFonts w:hint="cs"/>
-          <w:b/>
-          <w:bCs/>
-          <w:sz w:val="32"/>
-          <w:szCs w:val="32"/>
-          <w:rtl/>
-          <w:lang w:bidi="ar-QA"/>
-        </w:rPr>
-        <w:t xml:space="preserve"> باحتساب</w:t>
-      </w:r>
-      <w:r>
-        <w:rPr>
-          <w:b/>
-          <w:bCs/>
-          <w:sz w:val="32"/>
-          <w:szCs w:val="32"/>
-          <w:rtl/>
-          <w:lang w:bidi="ar-QA"/>
-        </w:rPr>
-        <w:t xml:space="preserve"> غيابي </w:t>
-      </w:r>
-      <w:r>
-        <w:rPr>
-          <w:rFonts w:hint="cs"/>
-          <w:b/>
-          <w:bCs/>
-          <w:sz w:val="32"/>
-          <w:szCs w:val="32"/>
-          <w:rtl/>
-          <w:lang w:bidi="ar-QA"/>
-        </w:rPr>
-        <w:t xml:space="preserve">من يوم </w:t>
+        <w:t xml:space="preserve"> بسبب:</w:t>
       </w:r>
       <w:r>
         <w:rPr>
@@ -473,443 +681,7 @@
           <w:rtl/>
           <w:lang w:bidi="ar-QA"/>
         </w:rPr>
-        <w:t>{{START_DAY}}</w:t>
-      </w:r>
-      <w:r>
-        <w:rPr>
-          <w:rFonts w:hint="cs"/>
-          <w:b/>
-          <w:bCs/>
-          <w:sz w:val="32"/>
-          <w:szCs w:val="32"/>
-          <w:rtl/>
-          <w:lang w:bidi="ar-QA"/>
-        </w:rPr>
-        <w:t>الموافق</w:t>
-      </w:r>
-      <w:r>
-        <w:rPr>
-          <w:rFonts w:hint="cs"/>
-          <w:b/>
-          <w:bCs/>
-          <w:sz w:val="32"/>
-          <w:szCs w:val="32"/>
-          <w:rtl/>
-          <w:lang w:bidi="ar-QA"/>
-        </w:rPr>
-        <w:t xml:space="preserve"> </w:t>
-      </w:r>
-      <w:r>
-        <w:rPr>
-          <w:rFonts w:cstheme="minorHAnsi"/>
-          <w:b/>
-          <w:bCs/>
-          <w:color w:val="EE0000"/>
-          <w:rtl/>
-          <w:lang w:bidi="ar-QA"/>
-        </w:rPr>
-        <w:t>{{START_DAY_NUM}}</w:t>
-      </w:r>
-      <w:r>
-        <w:rPr>
-          <w:rFonts w:hint="cs"/>
-          <w:b/>
-          <w:bCs/>
-          <w:rtl/>
-          <w:lang w:bidi="ar-QA"/>
-        </w:rPr>
-        <w:t xml:space="preserve">/ </w:t>
-      </w:r>
-      <w:r>
-        <w:rPr>
-          <w:rFonts w:cstheme="minorHAnsi"/>
-          <w:b/>
-          <w:bCs/>
-          <w:color w:val="EE0000"/>
-          <w:rtl/>
-          <w:lang w:bidi="ar-QA"/>
-        </w:rPr>
-        <w:t>{{START_MONTH}}</w:t>
-      </w:r>
-      <w:r>
-        <w:rPr>
-          <w:rFonts w:hint="cs"/>
-          <w:rtl/>
-          <w:lang w:bidi="ar-QA"/>
-        </w:rPr>
-        <w:t xml:space="preserve"> </w:t>
-      </w:r>
-      <w:r>
-        <w:rPr>
-          <w:rFonts w:cstheme="minorHAnsi"/>
-          <w:sz w:val="24"/>
-          <w:szCs w:val="24"/>
-          <w:rtl/>
-          <w:lang w:bidi="ar-QA"/>
-        </w:rPr>
-        <w:t>/</w:t>
-      </w:r>
-      <w:r>
-        <w:rPr>
-          <w:rFonts w:cstheme="minorHAnsi"/>
-          <w:b/>
-          <w:bCs/>
-          <w:color w:val="EE0000"/>
-          <w:sz w:val="24"/>
-          <w:szCs w:val="24"/>
-          <w:rtl/>
-          <w:lang w:bidi="ar-QA"/>
-        </w:rPr>
-        <w:t>{{START_YEAR_PART}}</w:t>
-      </w:r>
-      <w:r>
-        <w:rPr>
-          <w:rFonts w:cstheme="minorHAnsi"/>
-          <w:b/>
-          <w:bCs/>
-          <w:color w:val="EE0000"/>
-          <w:sz w:val="24"/>
-          <w:szCs w:val="24"/>
-          <w:rtl/>
-          <w:lang w:bidi="ar-QA"/>
-        </w:rPr>
-        <w:t>{{START_YEAR_LAST</w:t>
-      </w:r>
-      <w:r>
-        <w:rPr>
-          <w:rFonts w:cstheme="minorHAnsi"/>
-          <w:b/>
-          <w:bCs/>
-          <w:color w:val="EE0000"/>
-          <w:rtl/>
-          <w:lang w:bidi="ar-QA"/>
-        </w:rPr>
-        <w:t>}}</w:t>
-      </w:r>
-      <w:r>
-        <w:rPr>
-          <w:rFonts w:cstheme="minorHAnsi"/>
-          <w:b/>
-          <w:bCs/>
-          <w:sz w:val="28"/>
-          <w:szCs w:val="28"/>
-          <w:rtl/>
-          <w:lang w:bidi="ar-QA"/>
-        </w:rPr>
-        <w:t>م</w:t>
-      </w:r>
-      <w:r>
-        <w:rPr>
-          <w:rFonts w:cstheme="minorHAnsi"/>
-          <w:sz w:val="24"/>
-          <w:szCs w:val="24"/>
-          <w:rtl/>
-          <w:lang w:bidi="ar-QA"/>
-        </w:rPr>
-        <w:t xml:space="preserve"> </w:t>
-      </w:r>
-      <w:r>
-        <w:rPr>
-          <w:rFonts w:hint="cs"/>
-          <w:b/>
-          <w:bCs/>
-          <w:sz w:val="28"/>
-          <w:szCs w:val="28"/>
-          <w:rtl/>
-          <w:lang w:bidi="ar-QA"/>
-        </w:rPr>
-        <w:t xml:space="preserve">إلى يوم </w:t>
-      </w:r>
-      <w:r>
-        <w:rPr>
-          <w:rFonts w:cstheme="minorHAnsi"/>
-          <w:b/>
-          <w:bCs/>
-          <w:color w:val="EE0000"/>
-          <w:rtl/>
-          <w:lang w:bidi="ar-QA"/>
-        </w:rPr>
-        <w:t>{{END_DAY}}</w:t>
-      </w:r>
-      <w:r>
-        <w:rPr>
-          <w:rFonts w:cstheme="minorHAnsi"/>
-          <w:lang w:bidi="ar-QA"/>
-        </w:rPr>
-        <w:t xml:space="preserve"> </w:t>
-      </w:r>
-      <w:r>
-        <w:rPr>
-          <w:rFonts w:hint="cs"/>
-          <w:b/>
-          <w:bCs/>
-          <w:sz w:val="28"/>
-          <w:szCs w:val="28"/>
-          <w:rtl/>
-          <w:lang w:bidi="ar-QA"/>
-        </w:rPr>
-        <w:t>المواف</w:t>
-      </w:r>
-      <w:r>
-        <w:rPr>
-          <w:rFonts w:hint="cs"/>
-          <w:b/>
-          <w:bCs/>
-          <w:sz w:val="28"/>
-          <w:szCs w:val="28"/>
-          <w:rtl/>
-          <w:lang w:bidi="ar-QA"/>
-        </w:rPr>
-        <w:t xml:space="preserve">ق </w:t>
-      </w:r>
-      <w:r>
-        <w:rPr>
-          <w:rFonts w:hint="cs"/>
-          <w:b/>
-          <w:bCs/>
-          <w:sz w:val="28"/>
-          <w:szCs w:val="28"/>
-          <w:rtl/>
-          <w:lang w:bidi="ar-QA"/>
-        </w:rPr>
-        <w:t xml:space="preserve"> </w:t>
-      </w:r>
-      <w:r>
-        <w:rPr>
-          <w:rFonts w:hint="cs"/>
-          <w:b/>
-          <w:bCs/>
-          <w:sz w:val="24"/>
-          <w:szCs w:val="24"/>
-          <w:rtl/>
-          <w:lang w:bidi="ar-QA"/>
-        </w:rPr>
-        <w:t xml:space="preserve"> </w:t>
-      </w:r>
-      <w:r>
-        <w:rPr>
-          <w:rFonts w:hint="cs"/>
-          <w:b/>
-          <w:bCs/>
-          <w:sz w:val="24"/>
-          <w:szCs w:val="24"/>
-          <w:rtl/>
-          <w:lang w:bidi="ar-QA"/>
-        </w:rPr>
-        <w:t>/</w:t>
-      </w:r>
-      <w:r>
-        <w:rPr>
-          <w:rFonts w:hint="cs"/>
-          <w:b/>
-          <w:bCs/>
-          <w:sz w:val="28"/>
-          <w:szCs w:val="28"/>
-          <w:rtl/>
-          <w:lang w:bidi="ar-QA"/>
-        </w:rPr>
-        <w:t xml:space="preserve"> </w:t>
-      </w:r>
-      <w:r>
-        <w:rPr>
-          <w:rFonts w:cstheme="minorHAnsi"/>
-          <w:b/>
-          <w:bCs/>
-          <w:color w:val="EE0000"/>
-          <w:rtl/>
-          <w:lang w:bidi="ar-QA"/>
-        </w:rPr>
-        <w:t>{{END_DAY_NUM}}</w:t>
-      </w:r>
-      <w:r>
-        <w:rPr>
-          <w:rFonts w:cstheme="minorHAnsi"/>
-          <w:b/>
-          <w:bCs/>
-          <w:rtl/>
-          <w:lang w:bidi="ar-QA"/>
-        </w:rPr>
-        <w:t xml:space="preserve"> </w:t>
-      </w:r>
-      <w:r>
-        <w:rPr>
-          <w:rFonts w:cstheme="minorHAnsi"/>
-          <w:b/>
-          <w:bCs/>
-          <w:color w:val="EE0000"/>
-          <w:rtl/>
-          <w:lang w:bidi="ar-QA"/>
-        </w:rPr>
-        <w:t>{{END_MONTH}}</w:t>
-      </w:r>
-      <w:r>
-        <w:rPr>
-          <w:rFonts w:cstheme="minorHAnsi"/>
-          <w:b/>
-          <w:bCs/>
-          <w:color w:val="EE0000"/>
-          <w:rtl/>
-          <w:lang w:bidi="ar-QA"/>
-        </w:rPr>
-        <w:t xml:space="preserve"> </w:t>
-      </w:r>
-      <w:r>
-        <w:rPr>
-          <w:rFonts w:cstheme="minorHAnsi"/>
-          <w:b/>
-          <w:bCs/>
-          <w:rtl/>
-          <w:lang w:bidi="ar-QA"/>
-        </w:rPr>
-        <w:t>/</w:t>
-      </w:r>
-      <w:r>
-        <w:rPr>
-          <w:rFonts w:cstheme="minorHAnsi"/>
-          <w:b/>
-          <w:bCs/>
-          <w:color w:val="EE0000"/>
-          <w:rtl/>
-          <w:lang w:bidi="ar-QA"/>
-        </w:rPr>
-        <w:t>{{</w:t>
-      </w:r>
-      <w:r>
-        <w:rPr>
-          <w:rFonts w:cstheme="minorHAnsi"/>
-          <w:b/>
-          <w:bCs/>
-          <w:color w:val="EE0000"/>
-          <w:sz w:val="24"/>
-          <w:szCs w:val="24"/>
-          <w:rtl/>
-          <w:lang w:bidi="ar-QA"/>
-        </w:rPr>
-        <w:t>END_YEAR_PART}}</w:t>
-      </w:r>
-      <w:r>
-        <w:rPr>
-          <w:rFonts w:cstheme="minorHAnsi"/>
-          <w:b/>
-          <w:bCs/>
-          <w:color w:val="EE0000"/>
-          <w:sz w:val="24"/>
-          <w:szCs w:val="24"/>
-          <w:rtl/>
-          <w:lang w:bidi="ar-QA"/>
-        </w:rPr>
-        <w:t>{{END_YEAR_LAST}}</w:t>
-      </w:r>
-      <w:r>
-        <w:rPr>
-          <w:rFonts w:cstheme="minorHAnsi"/>
-          <w:b/>
-          <w:bCs/>
-          <w:sz w:val="28"/>
-          <w:szCs w:val="28"/>
-          <w:rtl/>
-          <w:lang w:bidi="ar-QA"/>
-        </w:rPr>
-        <w:t>م</w:t>
-      </w:r>
-    </w:p>
-    <w:p>
-      <w:pPr>
-        <w:bidi/>
-        <w:spacing w:before="120" w:after="0" w:line="240" w:lineRule="auto"/>
-        <w:ind w:left="-90" w:right="90" w:hanging="900"/>
-        <w:rPr>
-          <w:b/>
-          <w:bCs/>
-          <w:sz w:val="32"/>
-          <w:szCs w:val="32"/>
-          <w:rtl/>
-          <w:lang w:bidi="ar-QA"/>
-        </w:rPr>
-      </w:pPr>
-      <w:r>
-        <w:rPr>
-          <w:rFonts w:hint="cs"/>
-          <w:b/>
-          <w:bCs/>
-          <w:sz w:val="32"/>
-          <w:szCs w:val="32"/>
-          <w:rtl/>
-          <w:lang w:bidi="ar-QA"/>
-        </w:rPr>
-        <w:t xml:space="preserve">إجازة </w:t>
-      </w:r>
-      <w:r>
-        <w:rPr>
-          <w:rFonts w:cstheme="minorHAnsi"/>
-          <w:b/>
-          <w:bCs/>
-          <w:color w:val="EE0000"/>
-          <w:sz w:val="24"/>
-          <w:szCs w:val="24"/>
-          <w:rtl/>
-          <w:lang w:bidi="ar-QA"/>
-        </w:rPr>
-        <w:t>{{LEAVE_TYPE_TEXT}}</w:t>
-      </w:r>
-      <w:r>
-        <w:rPr>
-          <w:rFonts w:cstheme="minorHAnsi"/>
-          <w:sz w:val="24"/>
-          <w:szCs w:val="24"/>
-          <w:rtl/>
-          <w:lang w:bidi="ar-QA"/>
-        </w:rPr>
-        <w:t xml:space="preserve"> </w:t>
-      </w:r>
-      <w:r>
-        <w:rPr>
-          <w:rFonts w:hint="cs"/>
-          <w:b/>
-          <w:bCs/>
-          <w:sz w:val="32"/>
-          <w:szCs w:val="32"/>
-          <w:rtl/>
-          <w:lang w:bidi="ar-QA"/>
-        </w:rPr>
-        <w:t>وذلك</w:t>
-      </w:r>
-      <w:r>
-        <w:rPr>
-          <w:b/>
-          <w:bCs/>
-          <w:sz w:val="32"/>
-          <w:szCs w:val="32"/>
-          <w:rtl/>
-          <w:lang w:bidi="ar-QA"/>
-        </w:rPr>
-        <w:t xml:space="preserve"> بسبب:</w:t>
-      </w:r>
-      <w:r>
-        <w:rPr>
-          <w:rFonts w:hint="cs"/>
-          <w:b/>
-          <w:bCs/>
-          <w:color w:val="EE0000"/>
-          <w:sz w:val="24"/>
-          <w:szCs w:val="24"/>
-          <w:rtl/>
-          <w:lang w:bidi="ar-QA"/>
-        </w:rPr>
-        <w:t>{{</w:t>
-      </w:r>
-      <w:r>
-        <w:rPr>
-          <w:rFonts w:cstheme="minorHAnsi"/>
-          <w:b/>
-          <w:bCs/>
-          <w:color w:val="EE0000"/>
-          <w:sz w:val="24"/>
-          <w:szCs w:val="24"/>
-          <w:rtl/>
-          <w:lang w:bidi="ar-QA"/>
-        </w:rPr>
-        <w:t>LEAVE_REASON}}</w:t>
+        <w:t>{{LEAVE_REASON}}</w:t>
       </w:r>
     </w:p>
     <w:p>
@@ -2544,38 +2316,6 @@
     <w:p>
       <w:pPr>
         <w:pStyle w:val="ListParagraph"/>
-        <w:numPr>
-          <w:ilvl w:val="0"/>
-          <w:numId w:val="15"/>
-        </w:numPr>
-        <w:bidi/>
-        <w:spacing w:after="0" w:line="240" w:lineRule="auto"/>
-        <w:ind w:left="-450" w:right="90" w:hanging="450"/>
-        <w:rPr>
-          <w:rFonts w:cs="PT Bold Heading"/>
-          <w:b/>
-          <w:bCs/>
-          <w:sz w:val="28"/>
-          <w:szCs w:val="28"/>
-          <w:lang w:bidi="ar-QA"/>
-        </w:rPr>
-      </w:pPr>
-      <w:hyperlink r:id="rId11" w:history="1">
-        <w:r>
-          <w:rPr>
-            <w:rStyle w:val="Hyperlink"/>
-            <w:rFonts w:cs="PT Bold Heading"/>
-            <w:sz w:val="28"/>
-            <w:szCs w:val="28"/>
-            <w:lang w:bidi="ar-QA"/>
-          </w:rPr>
-          <w:t>https://moeeservices.edu.gov.qa/Services/Pages/LeaveRequest.aspx</w:t>
-        </w:r>
-      </w:hyperlink>
-    </w:p>
-    <w:p>
-      <w:pPr>
-        <w:pStyle w:val="ListParagraph"/>
         <w:bidi/>
         <w:spacing w:after="0" w:line="240" w:lineRule="auto"/>
         <w:ind w:left="-1080"/>
@@ -2590,8 +2330,8 @@
       </w:pPr>
     </w:p>
     <w:sectPr>
-      <w:headerReference w:type="default" r:id="rId12"/>
-      <w:footerReference w:type="default" r:id="rId13"/>
+      <w:headerReference w:type="default" r:id="rId11"/>
+      <w:footerReference w:type="default" r:id="rId12"/>
       <w:pgSz w:w="11906" w:h="16838" w:code="9"/>
       <w:pgMar w:top="1530" w:right="1376" w:bottom="1843" w:left="360" w:header="180" w:footer="0" w:gutter="0"/>
       <w:cols w:space="720"/>

--- a/Model_2.docx
+++ b/Model_2.docx
@@ -2487,7 +2487,7 @@
         <w:ind w:left="-1080" w:right="90"/>
         <w:jc w:val="center"/>
         <w:rPr>
-          <w:rFonts w:cs="PT Bold Heading"/>
+          <w:rFonts w:cs="PT Bold Heading" w:hint="cs"/>
           <w:color w:val="EE0000"/>
           <w:sz w:val="20"/>
           <w:szCs w:val="20"/>
@@ -2506,7 +2506,63 @@
           <w:rtl/>
           <w:lang w:bidi="ar-QA"/>
         </w:rPr>
+        <w:t xml:space="preserve">                                      </w:t>
+      </w:r>
+      <w:r>
+        <w:rPr>
+          <w:rFonts w:hint="cs"/>
+          <w:b/>
+          <w:bCs/>
+          <w:color w:val="EE0000"/>
+          <w:sz w:val="24"/>
+          <w:szCs w:val="24"/>
+          <w:rtl/>
+          <w:lang w:bidi="ar-QA"/>
+        </w:rPr>
         <w:t>{{VP_COMMENT}}</w:t>
+      </w:r>
+      <w:r>
+        <w:rPr>
+          <w:rFonts w:cs="PT Bold Heading" w:hint="cs"/>
+          <w:color w:val="EE0000"/>
+          <w:sz w:val="20"/>
+          <w:szCs w:val="20"/>
+          <w:rtl/>
+          <w:lang w:bidi="ar-QA"/>
+        </w:rPr>
+        <w:t xml:space="preserve"> </w:t>
+      </w:r>
+      <w:r>
+        <w:rPr>
+          <w:rFonts w:cs="PT Bold Heading"/>
+          <w:color w:val="EE0000"/>
+          <w:sz w:val="20"/>
+          <w:szCs w:val="20"/>
+          <w:lang w:val="en-GB" w:bidi="ar-QA"/>
+        </w:rPr>
+        <w:t xml:space="preserve">      </w:t>
+      </w:r>
+      <w:r>
+        <w:rPr>
+          <w:rFonts w:cs="PT Bold Heading" w:hint="cs"/>
+          <w:color w:val="EE0000"/>
+          <w:sz w:val="20"/>
+          <w:szCs w:val="20"/>
+          <w:rtl/>
+          <w:lang w:bidi="ar-QA"/>
+        </w:rPr>
+        <w:t xml:space="preserve">                                </w:t>
+      </w:r>
+      <w:r>
+        <w:rPr>
+          <w:rFonts w:cs="PT Bold Heading" w:hint="cs"/>
+          <w:color w:val="00B050"/>
+          <w:sz w:val="28"/>
+          <w:szCs w:val="28"/>
+          <w:rtl/>
+          <w:lang w:bidi="ar-QA"/>
+        </w:rPr>
+        <w:t>{{EMPLOYEE_SIGNATURE}}</w:t>
       </w:r>
     </w:p>
     <w:p>
@@ -2692,8 +2748,9 @@
         <w:rPr>
           <w:b/>
           <w:bCs/>
-          <w:sz w:val="24"/>
-          <w:szCs w:val="24"/>
+          <w:sz w:val="20"/>
+          <w:szCs w:val="20"/>
+          <w:rtl/>
           <w:lang w:bidi="ar-QA"/>
         </w:rPr>
       </w:pPr>
@@ -2702,8 +2759,8 @@
           <w:rFonts w:hint="cs"/>
           <w:b/>
           <w:bCs/>
-          <w:sz w:val="24"/>
-          <w:szCs w:val="24"/>
+          <w:sz w:val="20"/>
+          <w:szCs w:val="20"/>
           <w:rtl/>
           <w:lang w:bidi="ar-QA"/>
         </w:rPr>
@@ -2714,8 +2771,8 @@
           <w:rFonts w:hint="cs"/>
           <w:b/>
           <w:bCs/>
-          <w:sz w:val="24"/>
-          <w:szCs w:val="24"/>
+          <w:sz w:val="20"/>
+          <w:szCs w:val="20"/>
           <w:rtl/>
           <w:lang w:bidi="ar-QA"/>
         </w:rPr>
@@ -2726,29 +2783,21 @@
           <w:rFonts w:hint="cs"/>
           <w:b/>
           <w:bCs/>
-          <w:sz w:val="24"/>
-          <w:szCs w:val="24"/>
+          <w:sz w:val="20"/>
+          <w:szCs w:val="20"/>
           <w:rtl/>
           <w:lang w:bidi="ar-QA"/>
         </w:rPr>
         <w:t>اجازته حتى لا يقع تحت المساءلة القانونية.</w:t>
       </w:r>
-    </w:p>
-    <w:p>
-      <w:pPr>
-        <w:bidi/>
-        <w:spacing w:after="0" w:line="240" w:lineRule="auto"/>
-        <w:ind w:right="-90"/>
-        <w:rPr>
-          <w:rFonts w:cs="PT Bold Heading"/>
-          <w:rtl/>
-          <w:lang w:bidi="ar-QA"/>
-        </w:rPr>
-      </w:pPr>
-      <w:r>
-        <w:rPr>
+      <w:r>
+        <w:rPr>
+          <w:b/>
+          <w:bCs/>
           <w:noProof/>
           <w:color w:val="FF0000"/>
+          <w:sz w:val="18"/>
+          <w:szCs w:val="18"/>
           <w:lang w:bidi="ar-QA"/>
         </w:rPr>
         <w:drawing>
@@ -2827,8 +2876,8 @@
           <w:rFonts w:hint="cs"/>
           <w:b/>
           <w:bCs/>
-          <w:sz w:val="24"/>
-          <w:szCs w:val="24"/>
+          <w:sz w:val="20"/>
+          <w:szCs w:val="20"/>
           <w:rtl/>
           <w:lang w:bidi="ar-QA"/>
         </w:rPr>
@@ -2839,8 +2888,8 @@
           <w:rFonts w:hint="eastAsia"/>
           <w:b/>
           <w:bCs/>
-          <w:sz w:val="24"/>
-          <w:szCs w:val="24"/>
+          <w:sz w:val="20"/>
+          <w:szCs w:val="20"/>
           <w:rtl/>
           <w:lang w:bidi="ar-QA"/>
         </w:rPr>
@@ -2851,8 +2900,8 @@
           <w:rFonts w:hint="cs"/>
           <w:b/>
           <w:bCs/>
-          <w:sz w:val="24"/>
-          <w:szCs w:val="24"/>
+          <w:sz w:val="20"/>
+          <w:szCs w:val="20"/>
           <w:rtl/>
           <w:lang w:bidi="ar-QA"/>
         </w:rPr>
@@ -3583,7 +3632,7 @@
                 <wp:extent cx="2133600" cy="704850"/>
                 <wp:effectExtent l="0" t="0" r="0" b="0"/>
                 <wp:wrapNone/>
-                <wp:docPr id="1969032655" name="Picture 1969032655" descr="Text, letter&#10;&#10;Description automatically generated"/>
+                <wp:docPr id="1460522285" name="Picture 1460522285" descr="Text, letter&#10;&#10;Description automatically generated"/>
                 <wp:cNvGraphicFramePr>
                   <a:graphicFrameLocks xmlns:a="http://schemas.openxmlformats.org/drawingml/2006/main" noChangeAspect="1"/>
                 </wp:cNvGraphicFramePr>
